--- a/doc/25AIML039_PR2_JAVA.docx
+++ b/doc/25AIML039_PR2_JAVA.docx
@@ -23,7 +23,17 @@
           </w:tcPr>
           <w:p>
             <w:r>
-              <w:t xml:space="preserve"> PROBLEM </w:t>
+              <w:t xml:space="preserve"> </w:t>
+            </w:r>
+          </w:p>
+          <w:p/>
+          <w:p/>
+          <w:p/>
+          <w:p/>
+          <w:p/>
+          <w:p>
+            <w:r>
+              <w:t xml:space="preserve">PROBLEM </w:t>
             </w:r>
             <w:r>
               <w:t>2</w:t>
@@ -1317,7 +1327,7 @@
                 </mc:Choice>
                 <mc:Fallback>
                   <w:pict>
-                    <v:line w14:anchorId="3AA40756" id="Straight Connector 4" o:spid="_x0000_s1026" style="position:absolute;flip:y;z-index:251666944;visibility:visible;mso-wrap-style:square;mso-wrap-distance-left:9pt;mso-wrap-distance-top:0;mso-wrap-distance-right:9pt;mso-wrap-distance-bottom:0;mso-position-horizontal:absolute;mso-position-horizontal-relative:text;mso-position-vertical:absolute;mso-position-vertical-relative:text" from="-7.6pt,10.05pt" to="545pt,11.85pt" o:gfxdata="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" strokecolor="white [3212]" strokeweight="1.5pt">
+                    <v:line w14:anchorId="5D79A19A" id="Straight Connector 4" o:spid="_x0000_s1026" style="position:absolute;flip:y;z-index:251666944;visibility:visible;mso-wrap-style:square;mso-wrap-distance-left:9pt;mso-wrap-distance-top:0;mso-wrap-distance-right:9pt;mso-wrap-distance-bottom:0;mso-position-horizontal:absolute;mso-position-horizontal-relative:text;mso-position-vertical:absolute;mso-position-vertical-relative:text" from="-7.6pt,10.05pt" to="545pt,11.85pt" o:gfxdata="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" strokecolor="white [3212]" strokeweight="1.5pt">
                       <v:stroke joinstyle="miter"/>
                     </v:line>
                   </w:pict>
@@ -1773,12 +1783,109 @@
                 <w:bCs/>
               </w:rPr>
             </w:pPr>
-            <w:r>
+          </w:p>
+          <w:p>
+            <w:pPr>
               <w:rPr>
                 <w:b/>
                 <w:bCs/>
               </w:rPr>
-              <w:lastRenderedPageBreak/>
+            </w:pPr>
+            <w:proofErr w:type="spellStart"/>
+            <w:r>
+              <w:rPr>
+                <w:b/>
+                <w:bCs/>
+              </w:rPr>
+              <w:t>Github</w:t>
+            </w:r>
+            <w:proofErr w:type="spellEnd"/>
+            <w:r>
+              <w:rPr>
+                <w:b/>
+                <w:bCs/>
+              </w:rPr>
+              <w:t xml:space="preserve"> </w:t>
+            </w:r>
+            <w:proofErr w:type="gramStart"/>
+            <w:r>
+              <w:rPr>
+                <w:b/>
+                <w:bCs/>
+              </w:rPr>
+              <w:t>link:-</w:t>
+            </w:r>
+            <w:proofErr w:type="gramEnd"/>
+            <w:r>
+              <w:rPr>
+                <w:b/>
+                <w:bCs/>
+              </w:rPr>
+              <w:t xml:space="preserve"> </w:t>
+            </w:r>
+            <w:hyperlink r:id="rId9" w:history="1">
+              <w:r>
+                <w:rPr>
+                  <w:rStyle w:val="Hyperlink"/>
+                  <w:b/>
+                  <w:bCs/>
+                </w:rPr>
+                <w:t>https://github.com/nihalodedra/JAVA_SEM3</w:t>
+              </w:r>
+            </w:hyperlink>
+          </w:p>
+          <w:p>
+            <w:pPr>
+              <w:rPr>
+                <w:b/>
+                <w:bCs/>
+              </w:rPr>
+            </w:pPr>
+          </w:p>
+          <w:p>
+            <w:pPr>
+              <w:rPr>
+                <w:b/>
+                <w:bCs/>
+              </w:rPr>
+            </w:pPr>
+          </w:p>
+          <w:p>
+            <w:pPr>
+              <w:rPr>
+                <w:b/>
+                <w:bCs/>
+              </w:rPr>
+            </w:pPr>
+          </w:p>
+          <w:p>
+            <w:pPr>
+              <w:rPr>
+                <w:b/>
+                <w:bCs/>
+              </w:rPr>
+            </w:pPr>
+          </w:p>
+          <w:p>
+            <w:pPr>
+              <w:rPr>
+                <w:b/>
+                <w:bCs/>
+              </w:rPr>
+            </w:pPr>
+          </w:p>
+          <w:p>
+            <w:pPr>
+              <w:rPr>
+                <w:b/>
+                <w:bCs/>
+              </w:rPr>
+            </w:pPr>
+            <w:r>
+              <w:rPr>
+                <w:b/>
+                <w:bCs/>
+              </w:rPr>
               <w:t xml:space="preserve"> </w:t>
             </w:r>
             <w:r>
@@ -2034,7 +2141,7 @@
                 </mc:Choice>
                 <mc:Fallback>
                   <w:pict>
-                    <v:line w14:anchorId="740DFA61" id="Straight Connector 2" o:spid="_x0000_s1026" style="position:absolute;z-index:251651584;visibility:visible;mso-wrap-style:square;mso-width-percent:0;mso-height-percent:0;mso-wrap-distance-left:9pt;mso-wrap-distance-top:0;mso-wrap-distance-right:9pt;mso-wrap-distance-bottom:0;mso-position-horizontal:absolute;mso-position-horizontal-relative:text;mso-position-vertical:absolute;mso-position-vertical-relative:text;mso-width-percent:0;mso-height-percent:0;mso-width-relative:margin;mso-height-relative:margin" from="-88.85pt,19.1pt" to="460.15pt,19.7pt" o:gfxdata="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" strokecolor="white [3212]" strokeweight="1.5pt">
+                    <v:line w14:anchorId="03F48A03" id="Straight Connector 2" o:spid="_x0000_s1026" style="position:absolute;z-index:251651584;visibility:visible;mso-wrap-style:square;mso-width-percent:0;mso-height-percent:0;mso-wrap-distance-left:9pt;mso-wrap-distance-top:0;mso-wrap-distance-right:9pt;mso-wrap-distance-bottom:0;mso-position-horizontal:absolute;mso-position-horizontal-relative:text;mso-position-vertical:absolute;mso-position-vertical-relative:text;mso-width-percent:0;mso-height-percent:0;mso-width-relative:margin;mso-height-relative:margin" from="-88.85pt,19.1pt" to="460.15pt,19.7pt" o:gfxdata="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" strokecolor="white [3212]" strokeweight="1.5pt">
                       <v:stroke joinstyle="miter"/>
                     </v:line>
                   </w:pict>
@@ -2245,6 +2352,7 @@
           </w:p>
           <w:p>
             <w:r>
+              <w:lastRenderedPageBreak/>
               <w:t>    }</w:t>
             </w:r>
           </w:p>
@@ -2288,36 +2396,334 @@
           <w:p/>
           <w:p>
             <w:r>
+              <w:t xml:space="preserve">    </w:t>
+            </w:r>
+          </w:p>
+          <w:p>
+            <w:r>
+              <w:t xml:space="preserve">    public void </w:t>
+            </w:r>
+            <w:proofErr w:type="gramStart"/>
+            <w:r>
+              <w:t>raise(</w:t>
+            </w:r>
+            <w:proofErr w:type="gramEnd"/>
+            <w:r>
+              <w:t>) {</w:t>
+            </w:r>
+          </w:p>
+          <w:p>
+            <w:r>
+              <w:t>        if (temperature &lt; MAX) {</w:t>
+            </w:r>
+          </w:p>
+          <w:p>
+            <w:r>
+              <w:t>            temperature++;</w:t>
+            </w:r>
+          </w:p>
+          <w:p>
+            <w:r>
+              <w:t>        } else {</w:t>
+            </w:r>
+          </w:p>
+          <w:p>
+            <w:r>
+              <w:t xml:space="preserve">            </w:t>
+            </w:r>
+            <w:proofErr w:type="spellStart"/>
+            <w:r>
+              <w:t>System.out.println</w:t>
+            </w:r>
+            <w:proofErr w:type="spellEnd"/>
+            <w:r>
+              <w:t>("Already at maximum (30)");</w:t>
+            </w:r>
+          </w:p>
+          <w:p>
+            <w:r>
+              <w:t>        }</w:t>
+            </w:r>
+          </w:p>
+          <w:p>
+            <w:r>
+              <w:t>    }</w:t>
+            </w:r>
+          </w:p>
+          <w:p/>
+          <w:p>
+            <w:r>
+              <w:t xml:space="preserve">    </w:t>
+            </w:r>
+          </w:p>
+          <w:p>
+            <w:r>
+              <w:t xml:space="preserve">    public void </w:t>
+            </w:r>
+            <w:proofErr w:type="gramStart"/>
+            <w:r>
+              <w:t>lower(</w:t>
+            </w:r>
+            <w:proofErr w:type="gramEnd"/>
+            <w:r>
+              <w:t>) {</w:t>
+            </w:r>
+          </w:p>
+          <w:p>
+            <w:r>
+              <w:t>        if (temperature &gt; MIN) {</w:t>
+            </w:r>
+          </w:p>
+          <w:p>
+            <w:r>
+              <w:t>            temperature--;</w:t>
+            </w:r>
+          </w:p>
+          <w:p>
+            <w:r>
+              <w:t>        } else {</w:t>
+            </w:r>
+          </w:p>
+          <w:p>
+            <w:r>
+              <w:t xml:space="preserve">            </w:t>
+            </w:r>
+            <w:proofErr w:type="spellStart"/>
+            <w:r>
+              <w:t>System.out.println</w:t>
+            </w:r>
+            <w:proofErr w:type="spellEnd"/>
+            <w:r>
+              <w:t>("Already at minimum (16)");</w:t>
+            </w:r>
+          </w:p>
+          <w:p>
+            <w:r>
+              <w:t>        }</w:t>
+            </w:r>
+          </w:p>
+          <w:p>
+            <w:r>
+              <w:t>    }</w:t>
+            </w:r>
+          </w:p>
+          <w:p/>
+          <w:p>
+            <w:r>
+              <w:t xml:space="preserve">    </w:t>
+            </w:r>
+          </w:p>
+          <w:p>
+            <w:r>
+              <w:t xml:space="preserve">    public int </w:t>
+            </w:r>
+            <w:proofErr w:type="spellStart"/>
+            <w:proofErr w:type="gramStart"/>
+            <w:r>
+              <w:t>getTemperature</w:t>
+            </w:r>
+            <w:proofErr w:type="spellEnd"/>
+            <w:r>
+              <w:t>(</w:t>
+            </w:r>
+            <w:proofErr w:type="gramEnd"/>
+            <w:r>
+              <w:t>) {</w:t>
+            </w:r>
+          </w:p>
+          <w:p>
+            <w:r>
+              <w:t>        return temperature;</w:t>
+            </w:r>
+          </w:p>
+          <w:p>
+            <w:r>
+              <w:t>    }</w:t>
+            </w:r>
+          </w:p>
+          <w:p/>
+          <w:p>
+            <w:r>
+              <w:t xml:space="preserve">    </w:t>
+            </w:r>
+          </w:p>
+          <w:p>
+            <w:r>
+              <w:t xml:space="preserve">    public static int </w:t>
+            </w:r>
+            <w:proofErr w:type="spellStart"/>
+            <w:proofErr w:type="gramStart"/>
+            <w:r>
+              <w:t>getActiveCount</w:t>
+            </w:r>
+            <w:proofErr w:type="spellEnd"/>
+            <w:r>
+              <w:t>(</w:t>
+            </w:r>
+            <w:proofErr w:type="gramEnd"/>
+            <w:r>
+              <w:t>) {</w:t>
+            </w:r>
+          </w:p>
+          <w:p>
+            <w:r>
+              <w:t xml:space="preserve">        return </w:t>
+            </w:r>
+            <w:proofErr w:type="spellStart"/>
+            <w:r>
+              <w:t>activeCount</w:t>
+            </w:r>
+            <w:proofErr w:type="spellEnd"/>
+            <w:r>
+              <w:t>;</w:t>
+            </w:r>
+          </w:p>
+          <w:p>
+            <w:r>
+              <w:t>    }</w:t>
+            </w:r>
+          </w:p>
+          <w:p/>
+          <w:p>
+            <w:r>
+              <w:t xml:space="preserve">    </w:t>
+            </w:r>
+          </w:p>
+          <w:p>
+            <w:r>
+              <w:t xml:space="preserve">    public static void </w:t>
+            </w:r>
+            <w:proofErr w:type="gramStart"/>
+            <w:r>
+              <w:t>main(String[</w:t>
+            </w:r>
+            <w:proofErr w:type="gramEnd"/>
+            <w:r>
+              <w:t xml:space="preserve">] </w:t>
+            </w:r>
+            <w:proofErr w:type="spellStart"/>
+            <w:r>
+              <w:t>args</w:t>
+            </w:r>
+            <w:proofErr w:type="spellEnd"/>
+            <w:r>
+              <w:t>) {</w:t>
+            </w:r>
+          </w:p>
+          <w:p/>
+          <w:p>
+            <w:r>
+              <w:t xml:space="preserve">        </w:t>
+            </w:r>
+          </w:p>
+          <w:p>
+            <w:r>
+              <w:t xml:space="preserve">        Thermostat t1 = new </w:t>
+            </w:r>
+            <w:proofErr w:type="gramStart"/>
+            <w:r>
+              <w:t>Thermostat(</w:t>
+            </w:r>
+            <w:proofErr w:type="gramEnd"/>
+            <w:r>
+              <w:t>"Living Room", 25);</w:t>
+            </w:r>
+          </w:p>
+          <w:p>
+            <w:r>
+              <w:t>        Thermostat t2 = new Thermostat("Bedroom");</w:t>
+            </w:r>
+          </w:p>
+          <w:p/>
+          <w:p>
+            <w:r>
+              <w:t xml:space="preserve">        </w:t>
+            </w:r>
+            <w:proofErr w:type="spellStart"/>
+            <w:r>
+              <w:t>System.out.println</w:t>
+            </w:r>
+            <w:proofErr w:type="spellEnd"/>
+            <w:r>
+              <w:t>("Initial Temperature: " + t</w:t>
+            </w:r>
+            <w:proofErr w:type="gramStart"/>
+            <w:r>
+              <w:t>1.getTemperature</w:t>
+            </w:r>
+            <w:proofErr w:type="gramEnd"/>
+            <w:r>
+              <w:t>());</w:t>
+            </w:r>
+          </w:p>
+          <w:p/>
+          <w:p>
+            <w:r>
+              <w:t xml:space="preserve">        </w:t>
+            </w:r>
+          </w:p>
+          <w:p>
+            <w:r>
+              <w:t xml:space="preserve">        </w:t>
+            </w:r>
+            <w:proofErr w:type="spellStart"/>
+            <w:r>
+              <w:t>System.out.println</w:t>
+            </w:r>
+            <w:proofErr w:type="spellEnd"/>
+            <w:r>
+              <w:t>("\</w:t>
+            </w:r>
+            <w:proofErr w:type="spellStart"/>
+            <w:r>
+              <w:t>nRaising</w:t>
+            </w:r>
+            <w:proofErr w:type="spellEnd"/>
+            <w:r>
+              <w:t xml:space="preserve"> Temperature:");</w:t>
+            </w:r>
+          </w:p>
+          <w:p>
+            <w:r>
+              <w:t xml:space="preserve">        for (int </w:t>
+            </w:r>
+            <w:proofErr w:type="spellStart"/>
+            <w:r>
+              <w:t>i</w:t>
+            </w:r>
+            <w:proofErr w:type="spellEnd"/>
+            <w:r>
+              <w:t xml:space="preserve"> = 1; </w:t>
+            </w:r>
+            <w:proofErr w:type="spellStart"/>
+            <w:r>
+              <w:t>i</w:t>
+            </w:r>
+            <w:proofErr w:type="spellEnd"/>
+            <w:r>
+              <w:t xml:space="preserve"> &lt;= 10; </w:t>
+            </w:r>
+            <w:proofErr w:type="spellStart"/>
+            <w:r>
+              <w:t>i</w:t>
+            </w:r>
+            <w:proofErr w:type="spellEnd"/>
+            <w:r>
+              <w:t>++) {</w:t>
+            </w:r>
+          </w:p>
+          <w:p>
+            <w:r>
               <w:lastRenderedPageBreak/>
-              <w:t xml:space="preserve">    </w:t>
-            </w:r>
-          </w:p>
-          <w:p>
-            <w:r>
-              <w:t xml:space="preserve">    public void </w:t>
-            </w:r>
-            <w:proofErr w:type="gramStart"/>
-            <w:r>
-              <w:t>raise(</w:t>
-            </w:r>
-            <w:proofErr w:type="gramEnd"/>
-            <w:r>
-              <w:t>) {</w:t>
-            </w:r>
-          </w:p>
-          <w:p>
-            <w:r>
-              <w:t>        if (temperature &lt; MAX) {</w:t>
-            </w:r>
-          </w:p>
-          <w:p>
-            <w:r>
-              <w:t>            temperature++;</w:t>
-            </w:r>
-          </w:p>
-          <w:p>
-            <w:r>
-              <w:t>        } else {</w:t>
+              <w:t>            t</w:t>
+            </w:r>
+            <w:proofErr w:type="gramStart"/>
+            <w:r>
+              <w:t>1.raise</w:t>
+            </w:r>
+            <w:proofErr w:type="gramEnd"/>
+            <w:r>
+              <w:t>();</w:t>
             </w:r>
           </w:p>
           <w:p>
@@ -2330,7 +2736,15 @@
             </w:r>
             <w:proofErr w:type="spellEnd"/>
             <w:r>
-              <w:t>("Already at maximum (30)");</w:t>
+              <w:t>("Temperature = " + t</w:t>
+            </w:r>
+            <w:proofErr w:type="gramStart"/>
+            <w:r>
+              <w:t>1.getTemperature</w:t>
+            </w:r>
+            <w:proofErr w:type="gramEnd"/>
+            <w:r>
+              <w:t>());</w:t>
             </w:r>
           </w:p>
           <w:p>
@@ -2338,48 +2752,15 @@
               <w:t>        }</w:t>
             </w:r>
           </w:p>
-          <w:p>
-            <w:r>
-              <w:t>    }</w:t>
-            </w:r>
-          </w:p>
-          <w:p/>
-          <w:p>
-            <w:r>
-              <w:t xml:space="preserve">    </w:t>
-            </w:r>
-          </w:p>
-          <w:p>
-            <w:r>
-              <w:t xml:space="preserve">    public void </w:t>
-            </w:r>
-            <w:proofErr w:type="gramStart"/>
-            <w:r>
-              <w:t>lower(</w:t>
-            </w:r>
-            <w:proofErr w:type="gramEnd"/>
-            <w:r>
-              <w:t>) {</w:t>
-            </w:r>
-          </w:p>
-          <w:p>
-            <w:r>
-              <w:t>        if (temperature &gt; MIN) {</w:t>
-            </w:r>
-          </w:p>
-          <w:p>
-            <w:r>
-              <w:t>            temperature--;</w:t>
-            </w:r>
-          </w:p>
-          <w:p>
-            <w:r>
-              <w:t>        } else {</w:t>
-            </w:r>
-          </w:p>
-          <w:p>
-            <w:r>
-              <w:t xml:space="preserve">            </w:t>
+          <w:p/>
+          <w:p>
+            <w:r>
+              <w:t xml:space="preserve">        </w:t>
+            </w:r>
+          </w:p>
+          <w:p>
+            <w:r>
+              <w:t xml:space="preserve">        </w:t>
             </w:r>
             <w:proofErr w:type="spellStart"/>
             <w:r>
@@ -2387,189 +2768,11 @@
             </w:r>
             <w:proofErr w:type="spellEnd"/>
             <w:r>
-              <w:t>("Already at minimum (16)");</w:t>
-            </w:r>
-          </w:p>
-          <w:p>
-            <w:r>
-              <w:t>        }</w:t>
-            </w:r>
-          </w:p>
-          <w:p>
-            <w:r>
-              <w:t>    }</w:t>
-            </w:r>
-          </w:p>
-          <w:p/>
-          <w:p>
-            <w:r>
-              <w:t xml:space="preserve">    </w:t>
-            </w:r>
-          </w:p>
-          <w:p>
-            <w:r>
-              <w:t xml:space="preserve">    public int </w:t>
-            </w:r>
-            <w:proofErr w:type="spellStart"/>
-            <w:proofErr w:type="gramStart"/>
-            <w:r>
-              <w:t>getTemperature</w:t>
-            </w:r>
-            <w:proofErr w:type="spellEnd"/>
-            <w:r>
-              <w:t>(</w:t>
-            </w:r>
-            <w:proofErr w:type="gramEnd"/>
-            <w:r>
-              <w:t>) {</w:t>
-            </w:r>
-          </w:p>
-          <w:p>
-            <w:r>
-              <w:t>        return temperature;</w:t>
-            </w:r>
-          </w:p>
-          <w:p>
-            <w:r>
-              <w:t>    }</w:t>
-            </w:r>
-          </w:p>
-          <w:p/>
-          <w:p>
-            <w:r>
-              <w:t xml:space="preserve">    </w:t>
-            </w:r>
-          </w:p>
-          <w:p>
-            <w:r>
-              <w:t xml:space="preserve">    public static int </w:t>
-            </w:r>
-            <w:proofErr w:type="spellStart"/>
-            <w:proofErr w:type="gramStart"/>
-            <w:r>
-              <w:t>getActiveCount</w:t>
-            </w:r>
-            <w:proofErr w:type="spellEnd"/>
-            <w:r>
-              <w:t>(</w:t>
-            </w:r>
-            <w:proofErr w:type="gramEnd"/>
-            <w:r>
-              <w:t>) {</w:t>
-            </w:r>
-          </w:p>
-          <w:p>
-            <w:r>
-              <w:t xml:space="preserve">        return </w:t>
-            </w:r>
-            <w:proofErr w:type="spellStart"/>
-            <w:r>
-              <w:t>activeCount</w:t>
-            </w:r>
-            <w:proofErr w:type="spellEnd"/>
-            <w:r>
-              <w:t>;</w:t>
-            </w:r>
-          </w:p>
-          <w:p>
-            <w:r>
-              <w:t>    }</w:t>
-            </w:r>
-          </w:p>
-          <w:p/>
-          <w:p>
-            <w:r>
-              <w:t xml:space="preserve">    </w:t>
-            </w:r>
-          </w:p>
-          <w:p>
-            <w:r>
-              <w:t xml:space="preserve">    public static void </w:t>
-            </w:r>
-            <w:proofErr w:type="gramStart"/>
-            <w:r>
-              <w:t>main(String[</w:t>
-            </w:r>
-            <w:proofErr w:type="gramEnd"/>
-            <w:r>
-              <w:t xml:space="preserve">] </w:t>
-            </w:r>
-            <w:proofErr w:type="spellStart"/>
-            <w:r>
-              <w:t>args</w:t>
-            </w:r>
-            <w:proofErr w:type="spellEnd"/>
-            <w:r>
-              <w:t>) {</w:t>
-            </w:r>
-          </w:p>
-          <w:p/>
-          <w:p>
-            <w:r>
-              <w:t xml:space="preserve">        </w:t>
-            </w:r>
-          </w:p>
-          <w:p>
-            <w:r>
-              <w:t xml:space="preserve">        Thermostat t1 = new </w:t>
-            </w:r>
-            <w:proofErr w:type="gramStart"/>
-            <w:r>
-              <w:t>Thermostat(</w:t>
-            </w:r>
-            <w:proofErr w:type="gramEnd"/>
-            <w:r>
-              <w:t>"Living Room", 25);</w:t>
-            </w:r>
-          </w:p>
-          <w:p>
-            <w:r>
-              <w:t>        Thermostat t2 = new Thermostat("Bedroom");</w:t>
-            </w:r>
-          </w:p>
-          <w:p/>
-          <w:p>
-            <w:r>
-              <w:t xml:space="preserve">        </w:t>
-            </w:r>
-            <w:proofErr w:type="spellStart"/>
-            <w:r>
-              <w:t>System.out.println</w:t>
-            </w:r>
-            <w:proofErr w:type="spellEnd"/>
-            <w:r>
-              <w:t>("Initial Temperature: " + t</w:t>
-            </w:r>
-            <w:proofErr w:type="gramStart"/>
-            <w:r>
-              <w:t>1.getTemperature</w:t>
-            </w:r>
-            <w:proofErr w:type="gramEnd"/>
-            <w:r>
-              <w:t>());</w:t>
-            </w:r>
-          </w:p>
-          <w:p/>
-          <w:p>
-            <w:r>
-              <w:t xml:space="preserve">        </w:t>
-            </w:r>
-          </w:p>
-          <w:p>
-            <w:r>
-              <w:t xml:space="preserve">        </w:t>
-            </w:r>
-            <w:proofErr w:type="spellStart"/>
-            <w:r>
-              <w:t>System.out.println</w:t>
-            </w:r>
-            <w:proofErr w:type="spellEnd"/>
-            <w:r>
               <w:t>("\</w:t>
             </w:r>
             <w:proofErr w:type="spellStart"/>
             <w:r>
-              <w:t>nRaising</w:t>
+              <w:t>nLowering</w:t>
             </w:r>
             <w:proofErr w:type="spellEnd"/>
             <w:r>
@@ -2594,7 +2797,7 @@
             </w:r>
             <w:proofErr w:type="spellEnd"/>
             <w:r>
-              <w:t xml:space="preserve"> &lt;= 10; </w:t>
+              <w:t xml:space="preserve"> &lt;= 20; </w:t>
             </w:r>
             <w:proofErr w:type="spellStart"/>
             <w:r>
@@ -2607,102 +2810,6 @@
           </w:p>
           <w:p>
             <w:r>
-              <w:t>            t</w:t>
-            </w:r>
-            <w:proofErr w:type="gramStart"/>
-            <w:r>
-              <w:t>1.raise</w:t>
-            </w:r>
-            <w:proofErr w:type="gramEnd"/>
-            <w:r>
-              <w:t>();</w:t>
-            </w:r>
-          </w:p>
-          <w:p>
-            <w:r>
-              <w:t xml:space="preserve">            </w:t>
-            </w:r>
-            <w:proofErr w:type="spellStart"/>
-            <w:r>
-              <w:t>System.out.println</w:t>
-            </w:r>
-            <w:proofErr w:type="spellEnd"/>
-            <w:r>
-              <w:t>("Temperature = " + t</w:t>
-            </w:r>
-            <w:proofErr w:type="gramStart"/>
-            <w:r>
-              <w:t>1.getTemperature</w:t>
-            </w:r>
-            <w:proofErr w:type="gramEnd"/>
-            <w:r>
-              <w:t>());</w:t>
-            </w:r>
-          </w:p>
-          <w:p>
-            <w:r>
-              <w:t>        }</w:t>
-            </w:r>
-          </w:p>
-          <w:p/>
-          <w:p>
-            <w:r>
-              <w:t xml:space="preserve">        </w:t>
-            </w:r>
-          </w:p>
-          <w:p>
-            <w:r>
-              <w:t xml:space="preserve">        </w:t>
-            </w:r>
-            <w:proofErr w:type="spellStart"/>
-            <w:r>
-              <w:t>System.out.println</w:t>
-            </w:r>
-            <w:proofErr w:type="spellEnd"/>
-            <w:r>
-              <w:t>("\</w:t>
-            </w:r>
-            <w:proofErr w:type="spellStart"/>
-            <w:r>
-              <w:t>nLowering</w:t>
-            </w:r>
-            <w:proofErr w:type="spellEnd"/>
-            <w:r>
-              <w:t xml:space="preserve"> Temperature:");</w:t>
-            </w:r>
-          </w:p>
-          <w:p>
-            <w:r>
-              <w:t xml:space="preserve">        for (int </w:t>
-            </w:r>
-            <w:proofErr w:type="spellStart"/>
-            <w:r>
-              <w:t>i</w:t>
-            </w:r>
-            <w:proofErr w:type="spellEnd"/>
-            <w:r>
-              <w:t xml:space="preserve"> = 1; </w:t>
-            </w:r>
-            <w:proofErr w:type="spellStart"/>
-            <w:r>
-              <w:t>i</w:t>
-            </w:r>
-            <w:proofErr w:type="spellEnd"/>
-            <w:r>
-              <w:t xml:space="preserve"> &lt;= 20; </w:t>
-            </w:r>
-            <w:proofErr w:type="spellStart"/>
-            <w:r>
-              <w:t>i</w:t>
-            </w:r>
-            <w:proofErr w:type="spellEnd"/>
-            <w:r>
-              <w:t>++) {</w:t>
-            </w:r>
-          </w:p>
-          <w:p>
-            <w:r>
-              <w:lastRenderedPageBreak/>
               <w:t>            t</w:t>
             </w:r>
             <w:proofErr w:type="gramStart"/>
@@ -2797,6 +2904,7 @@
                 <w:sz w:val="28"/>
                 <w:szCs w:val="28"/>
               </w:rPr>
+              <w:lastRenderedPageBreak/>
               <w:drawing>
                 <wp:inline distT="0" distB="0" distL="0" distR="0" wp14:anchorId="5C1781F2" wp14:editId="7C2BF6E2">
                   <wp:extent cx="5731510" cy="5716905"/>
@@ -2813,7 +2921,7 @@
                           <pic:cNvPicPr/>
                         </pic:nvPicPr>
                         <pic:blipFill>
-                          <a:blip r:embed="rId9"/>
+                          <a:blip r:embed="rId10"/>
                           <a:stretch>
                             <a:fillRect/>
                           </a:stretch>
@@ -3026,6 +3134,7 @@
               <w:ind w:firstLine="720"/>
             </w:pPr>
             <w:r>
+              <w:lastRenderedPageBreak/>
               <w:t xml:space="preserve">each, then print </w:t>
             </w:r>
             <w:proofErr w:type="spellStart"/>
@@ -3123,7 +3232,7 @@
                 </mc:Choice>
                 <mc:Fallback>
                   <w:pict>
-                    <v:line w14:anchorId="1A624734" id="Straight Connector 3" o:spid="_x0000_s1026" style="position:absolute;z-index:251655680;visibility:visible;mso-wrap-style:square;mso-wrap-distance-left:9pt;mso-wrap-distance-top:0;mso-wrap-distance-right:9pt;mso-wrap-distance-bottom:0;mso-position-horizontal:absolute;mso-position-horizontal-relative:text;mso-position-vertical:absolute;mso-position-vertical-relative:text" from="-91.25pt,20.9pt" to="461.95pt,20.9pt" o:gfxdata="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" strokecolor="white [3212]" strokeweight="1.5pt">
+                    <v:line w14:anchorId="04A32800" id="Straight Connector 3" o:spid="_x0000_s1026" style="position:absolute;z-index:251655680;visibility:visible;mso-wrap-style:square;mso-wrap-distance-left:9pt;mso-wrap-distance-top:0;mso-wrap-distance-right:9pt;mso-wrap-distance-bottom:0;mso-position-horizontal:absolute;mso-position-horizontal-relative:text;mso-position-vertical:absolute;mso-position-vertical-relative:text" from="-91.25pt,20.9pt" to="461.95pt,20.9pt" o:gfxdata="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" strokecolor="white [3212]" strokeweight="1.5pt">
                       <v:stroke joinstyle="miter"/>
                     </v:line>
                   </w:pict>
@@ -3398,107 +3507,107 @@
           </w:p>
           <w:p>
             <w:r>
+              <w:t xml:space="preserve">    public void </w:t>
+            </w:r>
+            <w:proofErr w:type="gramStart"/>
+            <w:r>
+              <w:t>cancel(</w:t>
+            </w:r>
+            <w:proofErr w:type="gramEnd"/>
+            <w:r>
+              <w:t>int n) {</w:t>
+            </w:r>
+          </w:p>
+          <w:p>
+            <w:r>
+              <w:t xml:space="preserve">        </w:t>
+            </w:r>
+            <w:proofErr w:type="spellStart"/>
+            <w:r>
+              <w:t>seatsAvailable</w:t>
+            </w:r>
+            <w:proofErr w:type="spellEnd"/>
+            <w:r>
+              <w:t xml:space="preserve"> += n;</w:t>
+            </w:r>
+          </w:p>
+          <w:p/>
+          <w:p>
+            <w:r>
+              <w:t>        if (</w:t>
+            </w:r>
+            <w:proofErr w:type="spellStart"/>
+            <w:r>
+              <w:t>seatsAvailable</w:t>
+            </w:r>
+            <w:proofErr w:type="spellEnd"/>
+            <w:r>
+              <w:t xml:space="preserve"> &gt; capacity) {</w:t>
+            </w:r>
+          </w:p>
+          <w:p>
+            <w:r>
+              <w:t xml:space="preserve">            </w:t>
+            </w:r>
+            <w:proofErr w:type="spellStart"/>
+            <w:r>
+              <w:t>seatsAvailable</w:t>
+            </w:r>
+            <w:proofErr w:type="spellEnd"/>
+            <w:r>
+              <w:t xml:space="preserve"> = capacity;</w:t>
+            </w:r>
+          </w:p>
+          <w:p>
+            <w:r>
+              <w:t>        }</w:t>
+            </w:r>
+          </w:p>
+          <w:p>
+            <w:r>
+              <w:t>    }</w:t>
+            </w:r>
+          </w:p>
+          <w:p/>
+          <w:p>
+            <w:r>
+              <w:t xml:space="preserve">    </w:t>
+            </w:r>
+          </w:p>
+          <w:p>
+            <w:r>
+              <w:t xml:space="preserve">    public int </w:t>
+            </w:r>
+            <w:proofErr w:type="spellStart"/>
+            <w:proofErr w:type="gramStart"/>
+            <w:r>
+              <w:t>getSeatsAvailable</w:t>
+            </w:r>
+            <w:proofErr w:type="spellEnd"/>
+            <w:r>
+              <w:t>(</w:t>
+            </w:r>
+            <w:proofErr w:type="gramEnd"/>
+            <w:r>
+              <w:t>) {</w:t>
+            </w:r>
+          </w:p>
+          <w:p>
+            <w:r>
+              <w:t xml:space="preserve">        return </w:t>
+            </w:r>
+            <w:proofErr w:type="spellStart"/>
+            <w:r>
+              <w:t>seatsAvailable</w:t>
+            </w:r>
+            <w:proofErr w:type="spellEnd"/>
+            <w:r>
+              <w:t>;</w:t>
+            </w:r>
+          </w:p>
+          <w:p>
+            <w:r>
               <w:lastRenderedPageBreak/>
-              <w:t xml:space="preserve">    public void </w:t>
-            </w:r>
-            <w:proofErr w:type="gramStart"/>
-            <w:r>
-              <w:t>cancel(</w:t>
-            </w:r>
-            <w:proofErr w:type="gramEnd"/>
-            <w:r>
-              <w:t>int n) {</w:t>
-            </w:r>
-          </w:p>
-          <w:p>
-            <w:r>
-              <w:t xml:space="preserve">        </w:t>
-            </w:r>
-            <w:proofErr w:type="spellStart"/>
-            <w:r>
-              <w:t>seatsAvailable</w:t>
-            </w:r>
-            <w:proofErr w:type="spellEnd"/>
-            <w:r>
-              <w:t xml:space="preserve"> += n;</w:t>
-            </w:r>
-          </w:p>
-          <w:p/>
-          <w:p>
-            <w:r>
-              <w:t>        if (</w:t>
-            </w:r>
-            <w:proofErr w:type="spellStart"/>
-            <w:r>
-              <w:t>seatsAvailable</w:t>
-            </w:r>
-            <w:proofErr w:type="spellEnd"/>
-            <w:r>
-              <w:t xml:space="preserve"> &gt; capacity) {</w:t>
-            </w:r>
-          </w:p>
-          <w:p>
-            <w:r>
-              <w:t xml:space="preserve">            </w:t>
-            </w:r>
-            <w:proofErr w:type="spellStart"/>
-            <w:r>
-              <w:t>seatsAvailable</w:t>
-            </w:r>
-            <w:proofErr w:type="spellEnd"/>
-            <w:r>
-              <w:t xml:space="preserve"> = capacity;</w:t>
-            </w:r>
-          </w:p>
-          <w:p>
-            <w:r>
-              <w:t>        }</w:t>
-            </w:r>
-          </w:p>
-          <w:p>
-            <w:r>
-              <w:t>    }</w:t>
-            </w:r>
-          </w:p>
-          <w:p/>
-          <w:p>
-            <w:r>
-              <w:t xml:space="preserve">    </w:t>
-            </w:r>
-          </w:p>
-          <w:p>
-            <w:r>
-              <w:t xml:space="preserve">    public int </w:t>
-            </w:r>
-            <w:proofErr w:type="spellStart"/>
-            <w:proofErr w:type="gramStart"/>
-            <w:r>
-              <w:t>getSeatsAvailable</w:t>
-            </w:r>
-            <w:proofErr w:type="spellEnd"/>
-            <w:r>
-              <w:t>(</w:t>
-            </w:r>
-            <w:proofErr w:type="gramEnd"/>
-            <w:r>
-              <w:t>) {</w:t>
-            </w:r>
-          </w:p>
-          <w:p>
-            <w:r>
-              <w:t xml:space="preserve">        return </w:t>
-            </w:r>
-            <w:proofErr w:type="spellStart"/>
-            <w:r>
-              <w:t>seatsAvailable</w:t>
-            </w:r>
-            <w:proofErr w:type="spellEnd"/>
-            <w:r>
-              <w:t>;</w:t>
-            </w:r>
-          </w:p>
-          <w:p>
-            <w:r>
               <w:t>    }</w:t>
             </w:r>
           </w:p>
@@ -3876,7 +3985,6 @@
               <w:rPr>
                 <w:noProof/>
               </w:rPr>
-              <w:lastRenderedPageBreak/>
               <w:drawing>
                 <wp:inline distT="0" distB="0" distL="0" distR="0" wp14:anchorId="16233C2D" wp14:editId="60C845D7">
                   <wp:extent cx="3482642" cy="1714649"/>
@@ -3893,7 +4001,7 @@
                           <pic:cNvPicPr/>
                         </pic:nvPicPr>
                         <pic:blipFill>
-                          <a:blip r:embed="rId10"/>
+                          <a:blip r:embed="rId11"/>
                           <a:stretch>
                             <a:fillRect/>
                           </a:stretch>
@@ -3976,7 +4084,7 @@
                 </mc:Choice>
                 <mc:Fallback>
                   <w:pict>
-                    <v:line w14:anchorId="566FDF41" id="Straight Connector 4" o:spid="_x0000_s1026" style="position:absolute;flip:y;z-index:251663872;visibility:visible;mso-wrap-style:square;mso-wrap-distance-left:9pt;mso-wrap-distance-top:0;mso-wrap-distance-right:9pt;mso-wrap-distance-bottom:0;mso-position-horizontal:absolute;mso-position-horizontal-relative:text;mso-position-vertical:absolute;mso-position-vertical-relative:text" from="-93.05pt,16.55pt" to="459.55pt,18.35pt" o:gfxdata="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" strokecolor="white [3212]" strokeweight="1.5pt">
+                    <v:line w14:anchorId="38016AEA" id="Straight Connector 4" o:spid="_x0000_s1026" style="position:absolute;flip:y;z-index:251663872;visibility:visible;mso-wrap-style:square;mso-wrap-distance-left:9pt;mso-wrap-distance-top:0;mso-wrap-distance-right:9pt;mso-wrap-distance-bottom:0;mso-position-horizontal:absolute;mso-position-horizontal-relative:text;mso-position-vertical:absolute;mso-position-vertical-relative:text" from="-93.05pt,16.55pt" to="459.55pt,18.35pt" o:gfxdata="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" strokecolor="white [3212]" strokeweight="1.5pt">
                       <v:stroke joinstyle="miter"/>
                     </v:line>
                   </w:pict>
@@ -4053,6 +4161,7 @@
           </w:p>
           <w:p>
             <w:r>
+              <w:lastRenderedPageBreak/>
               <w:t xml:space="preserve">(b) </w:t>
             </w:r>
             <w:proofErr w:type="gramStart"/>
@@ -4409,7 +4518,247 @@
           </w:p>
           <w:p>
             <w:r>
+              <w:t xml:space="preserve">                </w:t>
+            </w:r>
+            <w:proofErr w:type="spellStart"/>
+            <w:r>
+              <w:t>twoWheelers</w:t>
+            </w:r>
+            <w:proofErr w:type="spellEnd"/>
+            <w:r>
+              <w:t>++;</w:t>
+            </w:r>
+          </w:p>
+          <w:p>
+            <w:r>
+              <w:t>                revenue += 20;</w:t>
+            </w:r>
+          </w:p>
+          <w:p>
+            <w:r>
+              <w:t xml:space="preserve">                </w:t>
+            </w:r>
+            <w:proofErr w:type="spellStart"/>
+            <w:r>
+              <w:t>System.out.println</w:t>
+            </w:r>
+            <w:proofErr w:type="spellEnd"/>
+            <w:r>
+              <w:t>("</w:t>
+            </w:r>
+            <w:proofErr w:type="gramStart"/>
+            <w:r>
+              <w:t>Two Wheeler</w:t>
+            </w:r>
+            <w:proofErr w:type="gramEnd"/>
+            <w:r>
+              <w:t xml:space="preserve"> Parked");</w:t>
+            </w:r>
+          </w:p>
+          <w:p>
+            <w:r>
+              <w:t>            } else {</w:t>
+            </w:r>
+          </w:p>
+          <w:p>
+            <w:r>
+              <w:t xml:space="preserve">                </w:t>
+            </w:r>
+            <w:proofErr w:type="spellStart"/>
+            <w:r>
+              <w:t>System.out.println</w:t>
+            </w:r>
+            <w:proofErr w:type="spellEnd"/>
+            <w:r>
+              <w:t>("</w:t>
+            </w:r>
+            <w:proofErr w:type="gramStart"/>
+            <w:r>
+              <w:t>Two Wheeler</w:t>
+            </w:r>
+            <w:proofErr w:type="gramEnd"/>
+            <w:r>
+              <w:t xml:space="preserve"> Section Full");</w:t>
+            </w:r>
+          </w:p>
+          <w:p>
+            <w:r>
+              <w:t>            }</w:t>
+            </w:r>
+          </w:p>
+          <w:p>
+            <w:r>
+              <w:t>        }</w:t>
+            </w:r>
+          </w:p>
+          <w:p/>
+          <w:p>
+            <w:r>
+              <w:t>        else if (</w:t>
+            </w:r>
+            <w:proofErr w:type="spellStart"/>
+            <w:proofErr w:type="gramStart"/>
+            <w:r>
+              <w:t>type.equals</w:t>
+            </w:r>
+            <w:proofErr w:type="spellEnd"/>
+            <w:proofErr w:type="gramEnd"/>
+            <w:r>
+              <w:t>("four")) {</w:t>
+            </w:r>
+          </w:p>
+          <w:p>
+            <w:r>
+              <w:t>            if (</w:t>
+            </w:r>
+            <w:proofErr w:type="spellStart"/>
+            <w:r>
+              <w:t>fourWheelers</w:t>
+            </w:r>
+            <w:proofErr w:type="spellEnd"/>
+            <w:r>
+              <w:t xml:space="preserve"> &lt; </w:t>
+            </w:r>
+            <w:proofErr w:type="spellStart"/>
+            <w:r>
+              <w:t>fourCap</w:t>
+            </w:r>
+            <w:proofErr w:type="spellEnd"/>
+            <w:r>
+              <w:t>) {</w:t>
+            </w:r>
+          </w:p>
+          <w:p>
+            <w:r>
+              <w:t xml:space="preserve">                </w:t>
+            </w:r>
+            <w:proofErr w:type="spellStart"/>
+            <w:r>
+              <w:t>fourWheelers</w:t>
+            </w:r>
+            <w:proofErr w:type="spellEnd"/>
+            <w:r>
+              <w:t>++;</w:t>
+            </w:r>
+          </w:p>
+          <w:p>
+            <w:r>
+              <w:t>                revenue += 40;</w:t>
+            </w:r>
+          </w:p>
+          <w:p>
+            <w:r>
+              <w:t xml:space="preserve">                </w:t>
+            </w:r>
+            <w:proofErr w:type="spellStart"/>
+            <w:r>
+              <w:t>System.out.println</w:t>
+            </w:r>
+            <w:proofErr w:type="spellEnd"/>
+            <w:r>
+              <w:t>("</w:t>
+            </w:r>
+            <w:proofErr w:type="gramStart"/>
+            <w:r>
+              <w:t>Four Wheeler</w:t>
+            </w:r>
+            <w:proofErr w:type="gramEnd"/>
+            <w:r>
+              <w:t xml:space="preserve"> Parked");</w:t>
+            </w:r>
+          </w:p>
+          <w:p>
+            <w:r>
+              <w:t>            } else {</w:t>
+            </w:r>
+          </w:p>
+          <w:p>
+            <w:r>
+              <w:t xml:space="preserve">                </w:t>
+            </w:r>
+            <w:proofErr w:type="spellStart"/>
+            <w:r>
+              <w:t>System.out.println</w:t>
+            </w:r>
+            <w:proofErr w:type="spellEnd"/>
+            <w:r>
+              <w:t>("</w:t>
+            </w:r>
+            <w:proofErr w:type="gramStart"/>
+            <w:r>
+              <w:t>Four Wheeler</w:t>
+            </w:r>
+            <w:proofErr w:type="gramEnd"/>
+            <w:r>
+              <w:t xml:space="preserve"> Section Full");</w:t>
+            </w:r>
+          </w:p>
+          <w:p>
+            <w:r>
               <w:lastRenderedPageBreak/>
+              <w:t>            }</w:t>
+            </w:r>
+          </w:p>
+          <w:p>
+            <w:r>
+              <w:t>        }</w:t>
+            </w:r>
+          </w:p>
+          <w:p>
+            <w:r>
+              <w:t>    }</w:t>
+            </w:r>
+          </w:p>
+          <w:p/>
+          <w:p>
+            <w:r>
+              <w:t xml:space="preserve">    </w:t>
+            </w:r>
+          </w:p>
+          <w:p>
+            <w:r>
+              <w:t xml:space="preserve">    public void </w:t>
+            </w:r>
+            <w:proofErr w:type="gramStart"/>
+            <w:r>
+              <w:t>leave(</w:t>
+            </w:r>
+            <w:proofErr w:type="gramEnd"/>
+            <w:r>
+              <w:t>String type) {</w:t>
+            </w:r>
+          </w:p>
+          <w:p/>
+          <w:p>
+            <w:r>
+              <w:t>        if (</w:t>
+            </w:r>
+            <w:proofErr w:type="spellStart"/>
+            <w:proofErr w:type="gramStart"/>
+            <w:r>
+              <w:t>type.equals</w:t>
+            </w:r>
+            <w:proofErr w:type="spellEnd"/>
+            <w:proofErr w:type="gramEnd"/>
+            <w:r>
+              <w:t>("two")) {</w:t>
+            </w:r>
+          </w:p>
+          <w:p>
+            <w:r>
+              <w:t>            if (</w:t>
+            </w:r>
+            <w:proofErr w:type="spellStart"/>
+            <w:r>
+              <w:t>twoWheelers</w:t>
+            </w:r>
+            <w:proofErr w:type="spellEnd"/>
+            <w:r>
+              <w:t xml:space="preserve"> &gt; 0)</w:t>
+            </w:r>
+          </w:p>
+          <w:p>
+            <w:r>
               <w:t xml:space="preserve">                </w:t>
             </w:r>
             <w:proofErr w:type="spellStart"/>
@@ -4418,12 +4767,41 @@
             </w:r>
             <w:proofErr w:type="spellEnd"/>
             <w:r>
-              <w:t>++;</w:t>
-            </w:r>
-          </w:p>
-          <w:p>
-            <w:r>
-              <w:t>                revenue += 20;</w:t>
+              <w:t>--;</w:t>
+            </w:r>
+          </w:p>
+          <w:p>
+            <w:r>
+              <w:t>        }</w:t>
+            </w:r>
+          </w:p>
+          <w:p/>
+          <w:p>
+            <w:r>
+              <w:t>        else if (</w:t>
+            </w:r>
+            <w:proofErr w:type="spellStart"/>
+            <w:proofErr w:type="gramStart"/>
+            <w:r>
+              <w:t>type.equals</w:t>
+            </w:r>
+            <w:proofErr w:type="spellEnd"/>
+            <w:proofErr w:type="gramEnd"/>
+            <w:r>
+              <w:t>("four")) {</w:t>
+            </w:r>
+          </w:p>
+          <w:p>
+            <w:r>
+              <w:t>            if (</w:t>
+            </w:r>
+            <w:proofErr w:type="spellStart"/>
+            <w:r>
+              <w:t>fourWheelers</w:t>
+            </w:r>
+            <w:proofErr w:type="spellEnd"/>
+            <w:r>
+              <w:t xml:space="preserve"> &gt; 0)</w:t>
             </w:r>
           </w:p>
           <w:p>
@@ -4432,29 +4810,217 @@
             </w:r>
             <w:proofErr w:type="spellStart"/>
             <w:r>
+              <w:t>fourWheelers</w:t>
+            </w:r>
+            <w:proofErr w:type="spellEnd"/>
+            <w:r>
+              <w:t>--;</w:t>
+            </w:r>
+          </w:p>
+          <w:p>
+            <w:r>
+              <w:t>        }</w:t>
+            </w:r>
+          </w:p>
+          <w:p>
+            <w:r>
+              <w:t>    }</w:t>
+            </w:r>
+          </w:p>
+          <w:p/>
+          <w:p>
+            <w:r>
+              <w:t xml:space="preserve">    </w:t>
+            </w:r>
+          </w:p>
+          <w:p>
+            <w:r>
+              <w:t xml:space="preserve">    public static void </w:t>
+            </w:r>
+            <w:proofErr w:type="gramStart"/>
+            <w:r>
+              <w:t>main(String[</w:t>
+            </w:r>
+            <w:proofErr w:type="gramEnd"/>
+            <w:r>
+              <w:t xml:space="preserve">] </w:t>
+            </w:r>
+            <w:proofErr w:type="spellStart"/>
+            <w:r>
+              <w:t>args</w:t>
+            </w:r>
+            <w:proofErr w:type="spellEnd"/>
+            <w:r>
+              <w:t>) {</w:t>
+            </w:r>
+          </w:p>
+          <w:p/>
+          <w:p>
+            <w:r>
+              <w:t xml:space="preserve">        </w:t>
+            </w:r>
+            <w:proofErr w:type="spellStart"/>
+            <w:r>
+              <w:t>ParkingLot</w:t>
+            </w:r>
+            <w:proofErr w:type="spellEnd"/>
+            <w:r>
+              <w:t xml:space="preserve"> p = new </w:t>
+            </w:r>
+            <w:proofErr w:type="spellStart"/>
+            <w:proofErr w:type="gramStart"/>
+            <w:r>
+              <w:t>ParkingLot</w:t>
+            </w:r>
+            <w:proofErr w:type="spellEnd"/>
+            <w:r>
+              <w:t>(</w:t>
+            </w:r>
+            <w:proofErr w:type="gramEnd"/>
+            <w:r>
+              <w:t>2, 2);</w:t>
+            </w:r>
+          </w:p>
+          <w:p/>
+          <w:p>
+            <w:r>
+              <w:t xml:space="preserve">        </w:t>
+            </w:r>
+            <w:proofErr w:type="spellStart"/>
+            <w:proofErr w:type="gramStart"/>
+            <w:r>
+              <w:t>p.park</w:t>
+            </w:r>
+            <w:proofErr w:type="spellEnd"/>
+            <w:proofErr w:type="gramEnd"/>
+            <w:r>
+              <w:t>("two");</w:t>
+            </w:r>
+          </w:p>
+          <w:p>
+            <w:r>
+              <w:t xml:space="preserve">        </w:t>
+            </w:r>
+            <w:proofErr w:type="spellStart"/>
+            <w:proofErr w:type="gramStart"/>
+            <w:r>
+              <w:t>p.park</w:t>
+            </w:r>
+            <w:proofErr w:type="spellEnd"/>
+            <w:proofErr w:type="gramEnd"/>
+            <w:r>
+              <w:t>("two");</w:t>
+            </w:r>
+          </w:p>
+          <w:p>
+            <w:r>
+              <w:t xml:space="preserve">        </w:t>
+            </w:r>
+            <w:proofErr w:type="spellStart"/>
+            <w:proofErr w:type="gramStart"/>
+            <w:r>
+              <w:t>p.park</w:t>
+            </w:r>
+            <w:proofErr w:type="spellEnd"/>
+            <w:proofErr w:type="gramEnd"/>
+            <w:r>
+              <w:t xml:space="preserve">("two");   </w:t>
+            </w:r>
+          </w:p>
+          <w:p/>
+          <w:p>
+            <w:r>
+              <w:t xml:space="preserve">        </w:t>
+            </w:r>
+            <w:proofErr w:type="spellStart"/>
+            <w:proofErr w:type="gramStart"/>
+            <w:r>
+              <w:t>p.park</w:t>
+            </w:r>
+            <w:proofErr w:type="spellEnd"/>
+            <w:proofErr w:type="gramEnd"/>
+            <w:r>
+              <w:t>("four");</w:t>
+            </w:r>
+          </w:p>
+          <w:p>
+            <w:r>
+              <w:t xml:space="preserve">        </w:t>
+            </w:r>
+            <w:proofErr w:type="spellStart"/>
+            <w:proofErr w:type="gramStart"/>
+            <w:r>
+              <w:t>p.park</w:t>
+            </w:r>
+            <w:proofErr w:type="spellEnd"/>
+            <w:proofErr w:type="gramEnd"/>
+            <w:r>
+              <w:t>("four");</w:t>
+            </w:r>
+          </w:p>
+          <w:p>
+            <w:r>
+              <w:t xml:space="preserve">        </w:t>
+            </w:r>
+            <w:proofErr w:type="spellStart"/>
+            <w:proofErr w:type="gramStart"/>
+            <w:r>
+              <w:t>p.park</w:t>
+            </w:r>
+            <w:proofErr w:type="spellEnd"/>
+            <w:proofErr w:type="gramEnd"/>
+            <w:r>
+              <w:t>("four");  </w:t>
+            </w:r>
+          </w:p>
+          <w:p/>
+          <w:p>
+            <w:r>
+              <w:t xml:space="preserve">        </w:t>
+            </w:r>
+            <w:proofErr w:type="spellStart"/>
+            <w:proofErr w:type="gramStart"/>
+            <w:r>
+              <w:t>p.leave</w:t>
+            </w:r>
+            <w:proofErr w:type="spellEnd"/>
+            <w:proofErr w:type="gramEnd"/>
+            <w:r>
+              <w:t>("two");</w:t>
+            </w:r>
+          </w:p>
+          <w:p>
+            <w:r>
+              <w:t xml:space="preserve">        </w:t>
+            </w:r>
+            <w:proofErr w:type="spellStart"/>
+            <w:proofErr w:type="gramStart"/>
+            <w:r>
+              <w:t>p.leave</w:t>
+            </w:r>
+            <w:proofErr w:type="spellEnd"/>
+            <w:proofErr w:type="gramEnd"/>
+            <w:r>
+              <w:t>("four");</w:t>
+            </w:r>
+          </w:p>
+          <w:p/>
+          <w:p>
+            <w:r>
+              <w:t xml:space="preserve">        </w:t>
+            </w:r>
+            <w:proofErr w:type="spellStart"/>
+            <w:r>
               <w:t>System.out.println</w:t>
             </w:r>
             <w:proofErr w:type="spellEnd"/>
             <w:r>
-              <w:t>("</w:t>
-            </w:r>
-            <w:proofErr w:type="gramStart"/>
-            <w:r>
-              <w:t>Two Wheeler</w:t>
-            </w:r>
-            <w:proofErr w:type="gramEnd"/>
-            <w:r>
-              <w:t xml:space="preserve"> Parked");</w:t>
-            </w:r>
-          </w:p>
-          <w:p>
-            <w:r>
-              <w:t>            } else {</w:t>
-            </w:r>
-          </w:p>
-          <w:p>
-            <w:r>
-              <w:t xml:space="preserve">                </w:t>
+              <w:t>("25AIML039");</w:t>
+            </w:r>
+          </w:p>
+          <w:p>
+            <w:r>
+              <w:t xml:space="preserve">        </w:t>
             </w:r>
             <w:proofErr w:type="spellStart"/>
             <w:r>
@@ -4462,85 +5028,22 @@
             </w:r>
             <w:proofErr w:type="spellEnd"/>
             <w:r>
-              <w:t>("</w:t>
-            </w:r>
-            <w:proofErr w:type="gramStart"/>
-            <w:r>
-              <w:t>Two Wheeler</w:t>
-            </w:r>
-            <w:proofErr w:type="gramEnd"/>
-            <w:r>
-              <w:t xml:space="preserve"> Section Full");</w:t>
-            </w:r>
-          </w:p>
-          <w:p>
-            <w:r>
-              <w:t>            }</w:t>
-            </w:r>
-          </w:p>
-          <w:p>
-            <w:r>
-              <w:t>        }</w:t>
-            </w:r>
-          </w:p>
-          <w:p/>
-          <w:p>
-            <w:r>
-              <w:t>        else if (</w:t>
-            </w:r>
-            <w:proofErr w:type="spellStart"/>
-            <w:proofErr w:type="gramStart"/>
-            <w:r>
-              <w:t>type.equals</w:t>
-            </w:r>
-            <w:proofErr w:type="spellEnd"/>
-            <w:proofErr w:type="gramEnd"/>
-            <w:r>
-              <w:t>("four")) {</w:t>
-            </w:r>
-          </w:p>
-          <w:p>
-            <w:r>
-              <w:t>            if (</w:t>
-            </w:r>
-            <w:proofErr w:type="spellStart"/>
-            <w:r>
-              <w:t>fourWheelers</w:t>
-            </w:r>
-            <w:proofErr w:type="spellEnd"/>
-            <w:r>
-              <w:t xml:space="preserve"> &lt; </w:t>
-            </w:r>
-            <w:proofErr w:type="spellStart"/>
-            <w:r>
-              <w:t>fourCap</w:t>
-            </w:r>
-            <w:proofErr w:type="spellEnd"/>
-            <w:r>
-              <w:t>) {</w:t>
-            </w:r>
-          </w:p>
-          <w:p>
-            <w:r>
-              <w:t xml:space="preserve">                </w:t>
-            </w:r>
-            <w:proofErr w:type="spellStart"/>
-            <w:r>
-              <w:t>fourWheelers</w:t>
-            </w:r>
-            <w:proofErr w:type="spellEnd"/>
-            <w:r>
-              <w:t>++;</w:t>
-            </w:r>
-          </w:p>
-          <w:p>
-            <w:r>
-              <w:t>                revenue += 40;</w:t>
-            </w:r>
-          </w:p>
-          <w:p>
-            <w:r>
-              <w:t xml:space="preserve">                </w:t>
+              <w:t xml:space="preserve">("Two Wheelers: " + </w:t>
+            </w:r>
+            <w:proofErr w:type="spellStart"/>
+            <w:proofErr w:type="gramStart"/>
+            <w:r>
+              <w:t>p.twoWheelers</w:t>
+            </w:r>
+            <w:proofErr w:type="spellEnd"/>
+            <w:proofErr w:type="gramEnd"/>
+            <w:r>
+              <w:t>);</w:t>
+            </w:r>
+          </w:p>
+          <w:p>
+            <w:r>
+              <w:t xml:space="preserve">        </w:t>
             </w:r>
             <w:proofErr w:type="spellStart"/>
             <w:r>
@@ -4548,25 +5051,22 @@
             </w:r>
             <w:proofErr w:type="spellEnd"/>
             <w:r>
-              <w:t>("</w:t>
-            </w:r>
-            <w:proofErr w:type="gramStart"/>
-            <w:r>
-              <w:t>Four Wheeler</w:t>
-            </w:r>
-            <w:proofErr w:type="gramEnd"/>
-            <w:r>
-              <w:t xml:space="preserve"> Parked");</w:t>
-            </w:r>
-          </w:p>
-          <w:p>
-            <w:r>
-              <w:t>            } else {</w:t>
-            </w:r>
-          </w:p>
-          <w:p>
-            <w:r>
-              <w:t xml:space="preserve">                </w:t>
+              <w:t xml:space="preserve">("Four Wheelers: " + </w:t>
+            </w:r>
+            <w:proofErr w:type="spellStart"/>
+            <w:proofErr w:type="gramStart"/>
+            <w:r>
+              <w:t>p.fourWheelers</w:t>
+            </w:r>
+            <w:proofErr w:type="spellEnd"/>
+            <w:proofErr w:type="gramEnd"/>
+            <w:r>
+              <w:t>);</w:t>
+            </w:r>
+          </w:p>
+          <w:p>
+            <w:r>
+              <w:t xml:space="preserve">        </w:t>
             </w:r>
             <w:proofErr w:type="spellStart"/>
             <w:r>
@@ -4574,25 +5074,7 @@
             </w:r>
             <w:proofErr w:type="spellEnd"/>
             <w:r>
-              <w:t>("</w:t>
-            </w:r>
-            <w:proofErr w:type="gramStart"/>
-            <w:r>
-              <w:t>Four Wheeler</w:t>
-            </w:r>
-            <w:proofErr w:type="gramEnd"/>
-            <w:r>
-              <w:t xml:space="preserve"> Section Full");</w:t>
-            </w:r>
-          </w:p>
-          <w:p>
-            <w:r>
-              <w:t>            }</w:t>
-            </w:r>
-          </w:p>
-          <w:p>
-            <w:r>
-              <w:t>        }</w:t>
+              <w:t>("Revenue: " + revenue);</w:t>
             </w:r>
           </w:p>
           <w:p>
@@ -4600,389 +5082,16 @@
               <w:t>    }</w:t>
             </w:r>
           </w:p>
-          <w:p/>
-          <w:p>
-            <w:r>
-              <w:t xml:space="preserve">    </w:t>
-            </w:r>
-          </w:p>
-          <w:p>
-            <w:r>
-              <w:t xml:space="preserve">    public void </w:t>
-            </w:r>
-            <w:proofErr w:type="gramStart"/>
-            <w:r>
-              <w:t>leave(</w:t>
-            </w:r>
-            <w:proofErr w:type="gramEnd"/>
-            <w:r>
-              <w:t>String type) {</w:t>
-            </w:r>
-          </w:p>
-          <w:p/>
-          <w:p>
-            <w:r>
-              <w:t>        if (</w:t>
-            </w:r>
-            <w:proofErr w:type="spellStart"/>
-            <w:proofErr w:type="gramStart"/>
-            <w:r>
-              <w:t>type.equals</w:t>
-            </w:r>
-            <w:proofErr w:type="spellEnd"/>
-            <w:proofErr w:type="gramEnd"/>
-            <w:r>
-              <w:t>("two")) {</w:t>
-            </w:r>
-          </w:p>
-          <w:p>
-            <w:r>
-              <w:t>            if (</w:t>
-            </w:r>
-            <w:proofErr w:type="spellStart"/>
-            <w:r>
-              <w:t>twoWheelers</w:t>
-            </w:r>
-            <w:proofErr w:type="spellEnd"/>
-            <w:r>
-              <w:t xml:space="preserve"> &gt; 0)</w:t>
-            </w:r>
-          </w:p>
-          <w:p>
-            <w:r>
-              <w:t xml:space="preserve">                </w:t>
-            </w:r>
-            <w:proofErr w:type="spellStart"/>
-            <w:r>
-              <w:t>twoWheelers</w:t>
-            </w:r>
-            <w:proofErr w:type="spellEnd"/>
-            <w:r>
-              <w:t>--;</w:t>
-            </w:r>
-          </w:p>
-          <w:p>
-            <w:r>
-              <w:t>        }</w:t>
-            </w:r>
-          </w:p>
-          <w:p/>
-          <w:p>
-            <w:r>
-              <w:t>        else if (</w:t>
-            </w:r>
-            <w:proofErr w:type="spellStart"/>
-            <w:proofErr w:type="gramStart"/>
-            <w:r>
-              <w:t>type.equals</w:t>
-            </w:r>
-            <w:proofErr w:type="spellEnd"/>
-            <w:proofErr w:type="gramEnd"/>
-            <w:r>
-              <w:t>("four")) {</w:t>
-            </w:r>
-          </w:p>
-          <w:p>
-            <w:r>
-              <w:t>            if (</w:t>
-            </w:r>
-            <w:proofErr w:type="spellStart"/>
-            <w:r>
-              <w:t>fourWheelers</w:t>
-            </w:r>
-            <w:proofErr w:type="spellEnd"/>
-            <w:r>
-              <w:t xml:space="preserve"> &gt; 0)</w:t>
-            </w:r>
-          </w:p>
-          <w:p>
-            <w:r>
-              <w:t xml:space="preserve">                </w:t>
-            </w:r>
-            <w:proofErr w:type="spellStart"/>
-            <w:r>
-              <w:t>fourWheelers</w:t>
-            </w:r>
-            <w:proofErr w:type="spellEnd"/>
-            <w:r>
-              <w:t>--;</w:t>
-            </w:r>
-          </w:p>
-          <w:p>
-            <w:r>
-              <w:t>        }</w:t>
-            </w:r>
-          </w:p>
-          <w:p>
-            <w:r>
-              <w:t>    }</w:t>
-            </w:r>
-          </w:p>
-          <w:p/>
-          <w:p>
-            <w:r>
-              <w:t xml:space="preserve">    </w:t>
-            </w:r>
-          </w:p>
-          <w:p>
-            <w:r>
-              <w:t xml:space="preserve">    public static void </w:t>
-            </w:r>
-            <w:proofErr w:type="gramStart"/>
-            <w:r>
-              <w:t>main(String[</w:t>
-            </w:r>
-            <w:proofErr w:type="gramEnd"/>
-            <w:r>
-              <w:t xml:space="preserve">] </w:t>
-            </w:r>
-            <w:proofErr w:type="spellStart"/>
-            <w:r>
-              <w:t>args</w:t>
-            </w:r>
-            <w:proofErr w:type="spellEnd"/>
-            <w:r>
-              <w:t>) {</w:t>
-            </w:r>
-          </w:p>
-          <w:p/>
-          <w:p>
-            <w:r>
-              <w:t xml:space="preserve">        </w:t>
-            </w:r>
-            <w:proofErr w:type="spellStart"/>
-            <w:r>
-              <w:t>ParkingLot</w:t>
-            </w:r>
-            <w:proofErr w:type="spellEnd"/>
-            <w:r>
-              <w:t xml:space="preserve"> p = new </w:t>
-            </w:r>
-            <w:proofErr w:type="spellStart"/>
-            <w:proofErr w:type="gramStart"/>
-            <w:r>
-              <w:t>ParkingLot</w:t>
-            </w:r>
-            <w:proofErr w:type="spellEnd"/>
-            <w:r>
-              <w:t>(</w:t>
-            </w:r>
-            <w:proofErr w:type="gramEnd"/>
-            <w:r>
-              <w:t>2, 2);</w:t>
-            </w:r>
-          </w:p>
-          <w:p/>
-          <w:p>
-            <w:r>
-              <w:t xml:space="preserve">        </w:t>
-            </w:r>
-            <w:proofErr w:type="spellStart"/>
-            <w:proofErr w:type="gramStart"/>
-            <w:r>
-              <w:t>p.park</w:t>
-            </w:r>
-            <w:proofErr w:type="spellEnd"/>
-            <w:proofErr w:type="gramEnd"/>
-            <w:r>
-              <w:t>("two");</w:t>
-            </w:r>
-          </w:p>
-          <w:p>
-            <w:r>
-              <w:t xml:space="preserve">        </w:t>
-            </w:r>
-            <w:proofErr w:type="spellStart"/>
-            <w:proofErr w:type="gramStart"/>
-            <w:r>
-              <w:t>p.park</w:t>
-            </w:r>
-            <w:proofErr w:type="spellEnd"/>
-            <w:proofErr w:type="gramEnd"/>
-            <w:r>
-              <w:t>("two");</w:t>
-            </w:r>
-          </w:p>
-          <w:p>
-            <w:r>
-              <w:t xml:space="preserve">        </w:t>
-            </w:r>
-            <w:proofErr w:type="spellStart"/>
-            <w:proofErr w:type="gramStart"/>
-            <w:r>
-              <w:t>p.park</w:t>
-            </w:r>
-            <w:proofErr w:type="spellEnd"/>
-            <w:proofErr w:type="gramEnd"/>
-            <w:r>
-              <w:t xml:space="preserve">("two");   </w:t>
-            </w:r>
-          </w:p>
-          <w:p/>
-          <w:p>
-            <w:r>
-              <w:t xml:space="preserve">        </w:t>
-            </w:r>
-            <w:proofErr w:type="spellStart"/>
-            <w:proofErr w:type="gramStart"/>
-            <w:r>
-              <w:t>p.park</w:t>
-            </w:r>
-            <w:proofErr w:type="spellEnd"/>
-            <w:proofErr w:type="gramEnd"/>
-            <w:r>
-              <w:t>("four");</w:t>
-            </w:r>
-          </w:p>
-          <w:p>
-            <w:r>
-              <w:t xml:space="preserve">        </w:t>
-            </w:r>
-            <w:proofErr w:type="spellStart"/>
-            <w:proofErr w:type="gramStart"/>
-            <w:r>
-              <w:t>p.park</w:t>
-            </w:r>
-            <w:proofErr w:type="spellEnd"/>
-            <w:proofErr w:type="gramEnd"/>
-            <w:r>
-              <w:t>("four");</w:t>
-            </w:r>
-          </w:p>
-          <w:p>
-            <w:r>
-              <w:t xml:space="preserve">        </w:t>
-            </w:r>
-            <w:proofErr w:type="spellStart"/>
-            <w:proofErr w:type="gramStart"/>
-            <w:r>
-              <w:t>p.park</w:t>
-            </w:r>
-            <w:proofErr w:type="spellEnd"/>
-            <w:proofErr w:type="gramEnd"/>
-            <w:r>
-              <w:t>("four");  </w:t>
-            </w:r>
-          </w:p>
-          <w:p/>
-          <w:p>
-            <w:r>
-              <w:t xml:space="preserve">        </w:t>
-            </w:r>
-            <w:proofErr w:type="spellStart"/>
-            <w:proofErr w:type="gramStart"/>
-            <w:r>
-              <w:t>p.leave</w:t>
-            </w:r>
-            <w:proofErr w:type="spellEnd"/>
-            <w:proofErr w:type="gramEnd"/>
-            <w:r>
-              <w:t>("two");</w:t>
-            </w:r>
-          </w:p>
+          <w:p>
+            <w:r>
+              <w:t>}</w:t>
+            </w:r>
+          </w:p>
+          <w:p/>
+          <w:p/>
           <w:p>
             <w:r>
               <w:lastRenderedPageBreak/>
-              <w:t xml:space="preserve">        </w:t>
-            </w:r>
-            <w:proofErr w:type="spellStart"/>
-            <w:proofErr w:type="gramStart"/>
-            <w:r>
-              <w:t>p.leave</w:t>
-            </w:r>
-            <w:proofErr w:type="spellEnd"/>
-            <w:proofErr w:type="gramEnd"/>
-            <w:r>
-              <w:t>("four");</w:t>
-            </w:r>
-          </w:p>
-          <w:p/>
-          <w:p>
-            <w:r>
-              <w:t xml:space="preserve">        </w:t>
-            </w:r>
-            <w:proofErr w:type="spellStart"/>
-            <w:r>
-              <w:t>System.out.println</w:t>
-            </w:r>
-            <w:proofErr w:type="spellEnd"/>
-            <w:r>
-              <w:t>("25AIML039");</w:t>
-            </w:r>
-          </w:p>
-          <w:p>
-            <w:r>
-              <w:t xml:space="preserve">        </w:t>
-            </w:r>
-            <w:proofErr w:type="spellStart"/>
-            <w:r>
-              <w:t>System.out.println</w:t>
-            </w:r>
-            <w:proofErr w:type="spellEnd"/>
-            <w:r>
-              <w:t xml:space="preserve">("Two Wheelers: " + </w:t>
-            </w:r>
-            <w:proofErr w:type="spellStart"/>
-            <w:proofErr w:type="gramStart"/>
-            <w:r>
-              <w:t>p.twoWheelers</w:t>
-            </w:r>
-            <w:proofErr w:type="spellEnd"/>
-            <w:proofErr w:type="gramEnd"/>
-            <w:r>
-              <w:t>);</w:t>
-            </w:r>
-          </w:p>
-          <w:p>
-            <w:r>
-              <w:t xml:space="preserve">        </w:t>
-            </w:r>
-            <w:proofErr w:type="spellStart"/>
-            <w:r>
-              <w:t>System.out.println</w:t>
-            </w:r>
-            <w:proofErr w:type="spellEnd"/>
-            <w:r>
-              <w:t xml:space="preserve">("Four Wheelers: " + </w:t>
-            </w:r>
-            <w:proofErr w:type="spellStart"/>
-            <w:proofErr w:type="gramStart"/>
-            <w:r>
-              <w:t>p.fourWheelers</w:t>
-            </w:r>
-            <w:proofErr w:type="spellEnd"/>
-            <w:proofErr w:type="gramEnd"/>
-            <w:r>
-              <w:t>);</w:t>
-            </w:r>
-          </w:p>
-          <w:p>
-            <w:r>
-              <w:t xml:space="preserve">        </w:t>
-            </w:r>
-            <w:proofErr w:type="spellStart"/>
-            <w:r>
-              <w:t>System.out.println</w:t>
-            </w:r>
-            <w:proofErr w:type="spellEnd"/>
-            <w:r>
-              <w:t>("Revenue: " + revenue);</w:t>
-            </w:r>
-          </w:p>
-          <w:p>
-            <w:r>
-              <w:t>    }</w:t>
-            </w:r>
-          </w:p>
-          <w:p>
-            <w:r>
-              <w:t>}</w:t>
-            </w:r>
-          </w:p>
-          <w:p/>
-          <w:p/>
-          <w:p>
-            <w:r>
               <w:drawing>
                 <wp:inline distT="0" distB="0" distL="0" distR="0" wp14:anchorId="6518F192" wp14:editId="08F84BA1">
                   <wp:extent cx="2720576" cy="1988992"/>
@@ -4999,7 +5108,7 @@
                           <pic:cNvPicPr/>
                         </pic:nvPicPr>
                         <pic:blipFill>
-                          <a:blip r:embed="rId11"/>
+                          <a:blip r:embed="rId12"/>
                           <a:stretch>
                             <a:fillRect/>
                           </a:stretch>
@@ -5027,8 +5136,8 @@
     </w:tbl>
     <w:p/>
     <w:sectPr>
-      <w:headerReference w:type="default" r:id="rId12"/>
-      <w:footerReference w:type="default" r:id="rId13"/>
+      <w:headerReference w:type="default" r:id="rId13"/>
+      <w:footerReference w:type="default" r:id="rId14"/>
       <w:pgSz w:w="11906" w:h="16838"/>
       <w:pgMar w:top="1440" w:right="1440" w:bottom="1440" w:left="1440" w:header="708" w:footer="708" w:gutter="0"/>
       <w:cols w:space="708"/>
@@ -6179,6 +6288,29 @@
     <w:uiPriority w:val="99"/>
     <w:rsid w:val="00E313CE"/>
   </w:style>
+  <w:style w:type="character" w:styleId="Hyperlink">
+    <w:name w:val="Hyperlink"/>
+    <w:basedOn w:val="DefaultParagraphFont"/>
+    <w:uiPriority w:val="99"/>
+    <w:unhideWhenUsed/>
+    <w:rsid w:val="00D60A56"/>
+    <w:rPr>
+      <w:color w:val="467886" w:themeColor="hyperlink"/>
+      <w:u w:val="single"/>
+    </w:rPr>
+  </w:style>
+  <w:style w:type="character" w:styleId="UnresolvedMention">
+    <w:name w:val="Unresolved Mention"/>
+    <w:basedOn w:val="DefaultParagraphFont"/>
+    <w:uiPriority w:val="99"/>
+    <w:semiHidden/>
+    <w:unhideWhenUsed/>
+    <w:rsid w:val="00D60A56"/>
+    <w:rPr>
+      <w:color w:val="605E5C"/>
+      <w:shd w:val="clear" w:color="auto" w:fill="E1DFDD"/>
+    </w:rPr>
+  </w:style>
 </w:styles>
 </file>
 
